--- a/hub/files/PA7.docx
+++ b/hub/files/PA7.docx
@@ -695,7 +695,7 @@
         <w:t>Hand-calculate one independent-samples t-test</w:t>
       </w:r>
       <w:r>
-        <w:t xml:space="preserve"> on a Difference RQ, using real data: hypotheses, group means and SDs, standard error, t, df, p, plain-language conclusion — every arithmetic step shown (checklist in Appendix A).</w:t>
+        <w:t xml:space="preserve"> on a Differences RQ, using real data: hypotheses, group means and SDs, standard error, t, df, p, plain-language conclusion — every arithmetic step shown (checklist in Appendix A).</w:t>
       </w:r>
     </w:p>
     <w:p>
@@ -1378,7 +1378,7 @@
               <w:rPr>
                 <w:sz w:val="19"/>
               </w:rPr>
-              <w:t>Descriptive / Difference / Association</w:t>
+              <w:t>Descriptive / Differences / Association</w:t>
             </w:r>
           </w:p>
         </w:tc>

--- a/hub/files/PA7.docx
+++ b/hub/files/PA7.docx
@@ -171,7 +171,20 @@
               <w:rPr>
                 <w:sz w:val="19"/>
               </w:rPr>
-              <w:t>Canvas — one numbered PDF per team</w:t>
+              <w:t xml:space="preserve">Canvas — one numbered </w:t>
+            </w:r>
+            <w:r>
+              <w:rPr>
+                <w:b/>
+                <w:sz w:val="19"/>
+              </w:rPr>
+              <w:t>.docx</w:t>
+            </w:r>
+            <w:r>
+              <w:rPr>
+                <w:sz w:val="19"/>
+              </w:rPr>
+              <w:t xml:space="preserve"> per team</w:t>
             </w:r>
           </w:p>
         </w:tc>
@@ -672,8 +685,12 @@
     </w:p>
     <w:p>
       <w:pPr>
-        <w:pStyle w:val="ListNumber"/>
+        <w:ind w:left="432" w:hanging="432"/>
       </w:pPr>
+      <w:r>
+        <w:t>1.</w:t>
+        <w:tab/>
+      </w:r>
       <w:r>
         <w:rPr>
           <w:b/>
@@ -686,8 +703,12 @@
     </w:p>
     <w:p>
       <w:pPr>
-        <w:pStyle w:val="ListNumber"/>
+        <w:ind w:left="432" w:hanging="432"/>
       </w:pPr>
+      <w:r>
+        <w:t>2.</w:t>
+        <w:tab/>
+      </w:r>
       <w:r>
         <w:rPr>
           <w:b/>
@@ -700,8 +721,12 @@
     </w:p>
     <w:p>
       <w:pPr>
-        <w:pStyle w:val="ListNumber"/>
+        <w:ind w:left="432" w:hanging="432"/>
       </w:pPr>
+      <w:r>
+        <w:t>3.</w:t>
+        <w:tab/>
+      </w:r>
       <w:r>
         <w:rPr>
           <w:b/>
@@ -714,8 +739,12 @@
     </w:p>
     <w:p>
       <w:pPr>
-        <w:pStyle w:val="ListNumber"/>
+        <w:ind w:left="432" w:hanging="432"/>
       </w:pPr>
+      <w:r>
+        <w:t>4.</w:t>
+        <w:tab/>
+      </w:r>
       <w:r>
         <w:rPr>
           <w:b/>
@@ -737,8 +766,12 @@
     </w:p>
     <w:p>
       <w:pPr>
-        <w:pStyle w:val="ListNumber"/>
+        <w:ind w:left="432" w:hanging="432"/>
       </w:pPr>
+      <w:r>
+        <w:t>5.</w:t>
+        <w:tab/>
+      </w:r>
       <w:r>
         <w:rPr>
           <w:b/>
@@ -751,8 +784,12 @@
     </w:p>
     <w:p>
       <w:pPr>
-        <w:pStyle w:val="ListNumber"/>
+        <w:ind w:left="432" w:hanging="432"/>
       </w:pPr>
+      <w:r>
+        <w:t>6.</w:t>
+        <w:tab/>
+      </w:r>
       <w:r>
         <w:rPr>
           <w:b/>

--- a/hub/files/PA7.docx
+++ b/hub/files/PA7.docx
@@ -171,7 +171,7 @@
               <w:rPr>
                 <w:sz w:val="19"/>
               </w:rPr>
-              <w:t xml:space="preserve">Canvas — one numbered </w:t>
+              <w:t xml:space="preserve">Canvas — one </w:t>
             </w:r>
             <w:r>
               <w:rPr>
@@ -184,7 +184,7 @@
               <w:rPr>
                 <w:sz w:val="19"/>
               </w:rPr>
-              <w:t xml:space="preserve"> per team</w:t>
+              <w:t xml:space="preserve"> per team, pages numbered. The PA and any AI transcript are always Word; no links</w:t>
             </w:r>
           </w:p>
         </w:tc>
@@ -383,7 +383,7 @@
               <w:rPr>
                 <w:sz w:val="19"/>
               </w:rPr>
-              <w:t>varies by team</w:t>
+              <w:t>as stated on the Canvas file</w:t>
             </w:r>
           </w:p>
         </w:tc>
@@ -672,7 +672,7 @@
     <w:p/>
     <w:p>
       <w:r>
-        <w:t>These differences explain most of the divergences you will find — always tie your interpretation back to them.</w:t>
+        <w:t>Student survey = the class survey file on Canvas (the aytm questionnaire plus demographics; prior cohort + this term's PA5.5 wave). These differences explain most of the divergences you will find — always tie your interpretation back to them.</w:t>
       </w:r>
     </w:p>
     <w:p>
@@ -698,7 +698,7 @@
         <w:t>Analyze each RQ</w:t>
       </w:r>
       <w:r>
-        <w:t xml:space="preserve"> per its PA6 card and write one results block (Appendix A): the statistic or test output, a labeled chart (charts, not just tables), and 2–4 sentences on what the answer means for the client.</w:t>
+        <w:t xml:space="preserve"> per its PA6 card and write one results block (Appendix A): the statistic or test output, a labeled chart (charts, not just tables), and 2–4 sentences on what the answer means for the client. Descriptive RQs on the same item may share one chart.</w:t>
       </w:r>
     </w:p>
     <w:p>
@@ -716,7 +716,7 @@
         <w:t>Hand-calculate one independent-samples t-test</w:t>
       </w:r>
       <w:r>
-        <w:t xml:space="preserve"> on a Differences RQ, using real data: hypotheses, group means and SDs, standard error, t, df, p, plain-language conclusion — every arithmetic step shown (checklist in Appendix A).</w:t>
+        <w:t xml:space="preserve"> on a Differences RQ: take group n, means and SDs from software, then by hand — hypotheses, standard error, t, df, p, plain-language conclusion — every step shown (checklist in Appendix A).</w:t>
       </w:r>
     </w:p>
     <w:p>
@@ -734,7 +734,7 @@
         <w:t>Hand-calculate one two-way chi-square:</w:t>
       </w:r>
       <w:r>
-        <w:t xml:space="preserve"> observed crosstab, expected frequency per cell (E = row total × column total ÷ n), cell-by-cell (O − E)²/E, χ², df, p, conclusion. After both hand tests, you may scale the remaining analyses with AI — note which tests were manual vs. delegated.</w:t>
+        <w:t xml:space="preserve"> observed crosstab from software, then by hand the expected frequency per cell (E = row total × column total ÷ n), cell-by-cell (O − E)²/E, χ², df, p, conclusion. After both hand tests, you may scale the remaining analyses with AI — note which tests were manual vs. delegated.</w:t>
       </w:r>
     </w:p>
     <w:p>
@@ -752,16 +752,16 @@
         <w:t>Match the columns</w:t>
       </w:r>
       <w:r>
-        <w:t xml:space="preserve"> with the mapping file posted on Canvas, then compare </w:t>
+        <w:t xml:space="preserve"> with the mapping file posted on Canvas, then compare the </w:t>
       </w:r>
       <w:r>
         <w:rPr>
           <w:b/>
         </w:rPr>
-        <w:t>≥ 5 metrics</w:t>
+        <w:t>5 metrics</w:t>
       </w:r>
       <w:r>
-        <w:t xml:space="preserve"> side by side (Appendix B), with a Convergent? verdict per row.</w:t>
+        <w:t xml:space="preserve"> from your PA6 plan side by side (Appendix B), with a Convergent? verdict per row.</w:t>
       </w:r>
     </w:p>
     <w:p>
@@ -847,7 +847,7 @@
         <w:t xml:space="preserve">☐  </w:t>
       </w:r>
       <w:r>
-        <w:t>Side-by-side metrics table (Appendix B, ≥ 5 metrics) + ≥ 2 comparison charts</w:t>
+        <w:t>Side-by-side metrics table (Appendix B, 5 metrics) + ≥ 2 comparison charts</w:t>
       </w:r>
     </w:p>
     <w:p>
@@ -1122,7 +1122,7 @@
               <w:rPr>
                 <w:sz w:val="19"/>
               </w:rPr>
-              <w:t>≥ 5 metrics with actual numbers from both sources; ≥ 2 comparison charts; interpretation explains divergence through sampling differences</w:t>
+              <w:t>5 metrics with actual numbers from both sources; ≥ 2 comparison charts; interpretation explains divergence through sampling differences</w:t>
             </w:r>
           </w:p>
         </w:tc>
@@ -1283,6 +1283,11 @@
     <w:p>
       <w:r>
         <w:t>List the tools you used and for what. Generic answers ("AI helped us improve clarity") score zero on this category; name the actual change.</w:t>
+      </w:r>
+    </w:p>
+    <w:p>
+      <w:r>
+        <w:t>In PA7, "human first" means the two hand tests and your own reading of each result. Once those are done, AI may run the remaining tests — say which were manual and which delegated.</w:t>
       </w:r>
     </w:p>
     <w:p>
@@ -1633,7 +1638,7 @@
         <w:t xml:space="preserve">☐  </w:t>
       </w:r>
       <w:r>
-        <w:t>Group means and SDs computed for both subgroups (show n per group)</w:t>
+        <w:t>Group n, means and SDs for both subgroups (from software — name the tool)</w:t>
       </w:r>
     </w:p>
     <w:p>

--- a/hub/files/PA7.docx
+++ b/hub/files/PA7.docx
@@ -95,7 +95,7 @@
               <w:rPr>
                 <w:sz w:val="19"/>
               </w:rPr>
-              <w:t>Sunday Nov 8, 11:59 PM</w:t>
+              <w:t>Friday Nov 6, 11:59 PM</w:t>
             </w:r>
           </w:p>
         </w:tc>

--- a/hub/files/PA7.docx
+++ b/hub/files/PA7.docx
@@ -95,7 +95,7 @@
               <w:rPr>
                 <w:sz w:val="19"/>
               </w:rPr>
-              <w:t>Friday Nov 6, 11:59 PM</w:t>
+              <w:t>Tuesday Nov 10, 11:59 PM</w:t>
             </w:r>
           </w:p>
         </w:tc>

--- a/hub/files/PA7.docx
+++ b/hub/files/PA7.docx
@@ -28,13 +28,11 @@
           <w:p>
             <w:r>
               <w:rPr>
-                <w:b/>
                 <w:sz w:val="19"/>
               </w:rPr>
             </w:r>
             <w:r>
               <w:rPr>
-                <w:b/>
                 <w:sz w:val="19"/>
               </w:rPr>
               <w:t>Points</w:t>
@@ -48,13 +46,11 @@
           <w:p>
             <w:r>
               <w:rPr>
-                <w:b/>
                 <w:sz w:val="19"/>
               </w:rPr>
             </w:r>
             <w:r>
               <w:rPr>
-                <w:b/>
                 <w:sz w:val="19"/>
               </w:rPr>
               <w:t>6 (term project — graded on the /100 rubric below, scaled to 6 pts)</w:t>
@@ -184,7 +180,20 @@
               <w:rPr>
                 <w:sz w:val="19"/>
               </w:rPr>
-              <w:t xml:space="preserve"> per team, pages numbered. The PA and any AI transcript are always Word; no links</w:t>
+              <w:t xml:space="preserve"> per team, the filled </w:t>
+            </w:r>
+            <w:r>
+              <w:rPr>
+                <w:b/>
+                <w:sz w:val="19"/>
+              </w:rPr>
+              <w:t>submission template</w:t>
+            </w:r>
+            <w:r>
+              <w:rPr>
+                <w:sz w:val="19"/>
+              </w:rPr>
+              <w:t xml:space="preserve"> (PA7_Data_Analysis_Report_Template.docx), pages numbered. The PA and any AI transcript are always Word; no links</w:t>
             </w:r>
           </w:p>
         </w:tc>
@@ -236,6 +245,26 @@
       </w:r>
       <w:r>
         <w:t xml:space="preserve"> (the income cross-tab, topline reads, and defensible-findings tasks) → Now the real thing: your PA6 plan, executed on the real datasets.</w:t>
+      </w:r>
+    </w:p>
+    <w:p>
+      <w:r>
+        <w:rPr>
+          <w:b/>
+        </w:rPr>
+        <w:t>Two files to download.</w:t>
+      </w:r>
+      <w:r>
+        <w:t xml:space="preserve"> This brief is the instructions. Your team writes the report only in the </w:t>
+      </w:r>
+      <w:r>
+        <w:rPr>
+          <w:b/>
+        </w:rPr>
+        <w:t>submission template</w:t>
+      </w:r>
+      <w:r>
+        <w:t xml:space="preserve"> (PA7_Data_Analysis_Report_Template.docx), and that is the file you upload.</w:t>
       </w:r>
     </w:p>
     <w:p>
@@ -698,7 +727,7 @@
         <w:t>Analyze each RQ</w:t>
       </w:r>
       <w:r>
-        <w:t xml:space="preserve"> per its PA6 card and write one results block (Appendix A): the statistic or test output, a labeled chart (charts, not just tables), and 2–4 sentences on what the answer means for the client. Descriptive RQs on the same item may share one chart.</w:t>
+        <w:t xml:space="preserve"> per its PA6 card and write one results block (Appendix A in the submission template): the statistic or test output, a labeled chart (charts, not just tables), and 2–4 sentences on what the answer means for the client. Descriptive RQs on the same item may share one chart.</w:t>
       </w:r>
     </w:p>
     <w:p>
@@ -761,7 +790,7 @@
         <w:t>5 metrics</w:t>
       </w:r>
       <w:r>
-        <w:t xml:space="preserve"> from your PA6 plan side by side (Appendix B), with a Convergent? verdict per row.</w:t>
+        <w:t xml:space="preserve"> from your PA6 plan side by side (Appendix B in the submission template), with a Convergent? verdict per row.</w:t>
       </w:r>
     </w:p>
     <w:p>
@@ -806,6 +835,29 @@
       </w:pPr>
       <w:r>
         <w:t>What to submit</w:t>
+      </w:r>
+    </w:p>
+    <w:p>
+      <w:pPr>
+        <w:ind w:left="360"/>
+      </w:pPr>
+      <w:r>
+        <w:rPr>
+          <w:b/>
+        </w:rPr>
+        <w:t xml:space="preserve">☐  </w:t>
+      </w:r>
+      <w:r>
+        <w:t xml:space="preserve">The filled </w:t>
+      </w:r>
+      <w:r>
+        <w:rPr>
+          <w:b/>
+        </w:rPr>
+        <w:t>submission template</w:t>
+      </w:r>
+      <w:r>
+        <w:t>, holding everything below</w:t>
       </w:r>
     </w:p>
     <w:p>
@@ -1303,308 +1355,41 @@
         <w:t>Appendix A — Results-block template (copy one per RQ)</w:t>
       </w:r>
     </w:p>
-    <w:tbl>
-      <w:tblPr>
-        <w:tblStyle w:val="TableGrid"/>
-        <w:tblW w:type="auto" w:w="0"/>
-        <w:tblLook w:firstColumn="1" w:firstRow="1" w:lastColumn="0" w:lastRow="0" w:noHBand="0" w:noVBand="1" w:val="04A0"/>
-      </w:tblPr>
-      <w:tblGrid>
-        <w:gridCol w:w="4968"/>
-        <w:gridCol w:w="4968"/>
-      </w:tblGrid>
-      <w:tr>
-        <w:tc>
-          <w:tcPr>
-            <w:tcW w:type="dxa" w:w="4968"/>
-          </w:tcPr>
-          <w:p>
-            <w:r>
-              <w:rPr>
-                <w:b/>
-                <w:sz w:val="19"/>
-              </w:rPr>
-            </w:r>
-            <w:r>
-              <w:rPr>
-                <w:b/>
-                <w:sz w:val="19"/>
-              </w:rPr>
-              <w:t>Field</w:t>
-            </w:r>
-          </w:p>
-        </w:tc>
-        <w:tc>
-          <w:tcPr>
-            <w:tcW w:type="dxa" w:w="4968"/>
-          </w:tcPr>
-          <w:p>
-            <w:r>
-              <w:rPr>
-                <w:b/>
-                <w:sz w:val="19"/>
-              </w:rPr>
-            </w:r>
-            <w:r>
-              <w:rPr>
-                <w:b/>
-                <w:sz w:val="19"/>
-              </w:rPr>
-              <w:t>Entry</w:t>
-            </w:r>
-          </w:p>
-        </w:tc>
-      </w:tr>
-      <w:tr>
-        <w:tc>
-          <w:tcPr>
-            <w:tcW w:type="dxa" w:w="4968"/>
-          </w:tcPr>
-          <w:p>
-            <w:r>
-              <w:rPr>
-                <w:sz w:val="19"/>
-              </w:rPr>
-            </w:r>
-            <w:r>
-              <w:rPr>
-                <w:sz w:val="19"/>
-              </w:rPr>
-              <w:t>Research question (number + verbatim text)</w:t>
-            </w:r>
-          </w:p>
-        </w:tc>
-        <w:tc>
-          <w:tcPr>
-            <w:tcW w:type="dxa" w:w="4968"/>
-          </w:tcPr>
-          <w:p>
-            <w:r>
-              <w:rPr>
-                <w:sz w:val="19"/>
-              </w:rPr>
-            </w:r>
-          </w:p>
-        </w:tc>
-      </w:tr>
-      <w:tr>
-        <w:tc>
-          <w:tcPr>
-            <w:tcW w:type="dxa" w:w="4968"/>
-          </w:tcPr>
-          <w:p>
-            <w:r>
-              <w:rPr>
-                <w:sz w:val="19"/>
-              </w:rPr>
-            </w:r>
-            <w:r>
-              <w:rPr>
-                <w:sz w:val="19"/>
-              </w:rPr>
-              <w:t>Type</w:t>
-            </w:r>
-          </w:p>
-        </w:tc>
-        <w:tc>
-          <w:tcPr>
-            <w:tcW w:type="dxa" w:w="4968"/>
-          </w:tcPr>
-          <w:p>
-            <w:r>
-              <w:rPr>
-                <w:sz w:val="19"/>
-              </w:rPr>
-            </w:r>
-            <w:r>
-              <w:rPr>
-                <w:sz w:val="19"/>
-              </w:rPr>
-              <w:t>Descriptive / Differences / Association</w:t>
-            </w:r>
-          </w:p>
-        </w:tc>
-      </w:tr>
-      <w:tr>
-        <w:tc>
-          <w:tcPr>
-            <w:tcW w:type="dxa" w:w="4968"/>
-          </w:tcPr>
-          <w:p>
-            <w:r>
-              <w:rPr>
-                <w:sz w:val="19"/>
-              </w:rPr>
-            </w:r>
-            <w:r>
-              <w:rPr>
-                <w:sz w:val="19"/>
-              </w:rPr>
-              <w:t>aytm Q#</w:t>
-            </w:r>
-          </w:p>
-        </w:tc>
-        <w:tc>
-          <w:tcPr>
-            <w:tcW w:type="dxa" w:w="4968"/>
-          </w:tcPr>
-          <w:p>
-            <w:r>
-              <w:rPr>
-                <w:sz w:val="19"/>
-              </w:rPr>
-            </w:r>
-          </w:p>
-        </w:tc>
-      </w:tr>
-      <w:tr>
-        <w:tc>
-          <w:tcPr>
-            <w:tcW w:type="dxa" w:w="4968"/>
-          </w:tcPr>
-          <w:p>
-            <w:r>
-              <w:rPr>
-                <w:sz w:val="19"/>
-              </w:rPr>
-            </w:r>
-            <w:r>
-              <w:rPr>
-                <w:sz w:val="19"/>
-              </w:rPr>
-              <w:t>Test or statistic</w:t>
-            </w:r>
-          </w:p>
-        </w:tc>
-        <w:tc>
-          <w:tcPr>
-            <w:tcW w:type="dxa" w:w="4968"/>
-          </w:tcPr>
-          <w:p>
-            <w:r>
-              <w:rPr>
-                <w:sz w:val="19"/>
-              </w:rPr>
-            </w:r>
-          </w:p>
-        </w:tc>
-      </w:tr>
-      <w:tr>
-        <w:tc>
-          <w:tcPr>
-            <w:tcW w:type="dxa" w:w="4968"/>
-          </w:tcPr>
-          <w:p>
-            <w:r>
-              <w:rPr>
-                <w:sz w:val="19"/>
-              </w:rPr>
-            </w:r>
-            <w:r>
-              <w:rPr>
-                <w:sz w:val="19"/>
-              </w:rPr>
-              <w:t>Result sentence with statistics</w:t>
-            </w:r>
-          </w:p>
-        </w:tc>
-        <w:tc>
-          <w:tcPr>
-            <w:tcW w:type="dxa" w:w="4968"/>
-          </w:tcPr>
-          <w:p>
-            <w:r>
-              <w:rPr>
-                <w:sz w:val="19"/>
-              </w:rPr>
-            </w:r>
-            <w:r>
-              <w:rPr>
-                <w:sz w:val="19"/>
-              </w:rPr>
-              <w:t>e.g., "Mean purchase interest is 2.34 (SD = 1.32, n = 600); only 23.4% rated 4–5."</w:t>
-            </w:r>
-          </w:p>
-        </w:tc>
-      </w:tr>
-      <w:tr>
-        <w:tc>
-          <w:tcPr>
-            <w:tcW w:type="dxa" w:w="4968"/>
-          </w:tcPr>
-          <w:p>
-            <w:r>
-              <w:rPr>
-                <w:sz w:val="19"/>
-              </w:rPr>
-            </w:r>
-            <w:r>
-              <w:rPr>
-                <w:sz w:val="19"/>
-              </w:rPr>
-              <w:t>Practical meaning for Neo</w:t>
-            </w:r>
-          </w:p>
-        </w:tc>
-        <w:tc>
-          <w:tcPr>
-            <w:tcW w:type="dxa" w:w="4968"/>
-          </w:tcPr>
-          <w:p>
-            <w:r>
-              <w:rPr>
-                <w:sz w:val="19"/>
-              </w:rPr>
-            </w:r>
-            <w:r>
-              <w:rPr>
-                <w:sz w:val="19"/>
-              </w:rPr>
-              <w:t>2–4 sentences: what should the client do differently because of this?</w:t>
-            </w:r>
-          </w:p>
-        </w:tc>
-      </w:tr>
-      <w:tr>
-        <w:tc>
-          <w:tcPr>
-            <w:tcW w:type="dxa" w:w="4968"/>
-          </w:tcPr>
-          <w:p>
-            <w:r>
-              <w:rPr>
-                <w:sz w:val="19"/>
-              </w:rPr>
-            </w:r>
-            <w:r>
-              <w:rPr>
-                <w:sz w:val="19"/>
-              </w:rPr>
-              <w:t>Chart</w:t>
-            </w:r>
-          </w:p>
-        </w:tc>
-        <w:tc>
-          <w:tcPr>
-            <w:tcW w:type="dxa" w:w="4968"/>
-          </w:tcPr>
-          <w:p>
-            <w:r>
-              <w:rPr>
-                <w:sz w:val="19"/>
-              </w:rPr>
-            </w:r>
-            <w:r>
-              <w:rPr>
-                <w:sz w:val="19"/>
-              </w:rPr>
-              <w:t>[insert labeled chart — title, axis labels, legend if needed]</w:t>
-            </w:r>
-          </w:p>
-        </w:tc>
-      </w:tr>
-    </w:tbl>
-    <w:p/>
+    <w:p>
+      <w:pPr>
+        <w:ind w:left="432"/>
+      </w:pPr>
+      <w:r>
+        <w:rPr>
+          <w:b/>
+          <w:i/>
+          <w:sz w:val="19"/>
+        </w:rPr>
+        <w:t>Fill this in the separate submission template, not here:</w:t>
+      </w:r>
+      <w:r>
+        <w:rPr>
+          <w:i/>
+          <w:sz w:val="19"/>
+        </w:rPr>
+        <w:t xml:space="preserve"> download </w:t>
+      </w:r>
+      <w:r>
+        <w:rPr>
+          <w:b/>
+          <w:i/>
+          <w:sz w:val="19"/>
+        </w:rPr>
+        <w:t>PA7_Data_Analysis_Report_Template.docx</w:t>
+      </w:r>
+      <w:r>
+        <w:rPr>
+          <w:i/>
+          <w:sz w:val="19"/>
+        </w:rPr>
+        <w:t xml:space="preserve"> (next to this brief on the Course Hub and in Canvas), fill it in, and upload that file. This document is instructions only; nothing in it is graded.</w:t>
+      </w:r>
+    </w:p>
     <w:p>
       <w:pPr>
         <w:pStyle w:val="Heading3"/>
@@ -1799,161 +1584,15 @@
     </w:p>
     <w:p>
       <w:pPr>
-        <w:sectPr>
-          <w:pgSz w:w="12240" w:h="15840"/>
-          <w:pgMar w:top="1008" w:right="1152" w:bottom="1008" w:left="1152" w:header="720" w:footer="720" w:gutter="0"/>
-          <w:cols w:space="720"/>
-          <w:docGrid w:linePitch="360"/>
-        </w:sectPr>
+        <w:ind w:left="432"/>
       </w:pPr>
-    </w:p>
-    <w:tbl>
-      <w:tblPr>
-        <w:tblStyle w:val="TableGrid"/>
-        <w:tblW w:type="auto" w:w="0"/>
-        <w:tblLook w:firstColumn="1" w:firstRow="1" w:lastColumn="0" w:lastRow="0" w:noHBand="0" w:noVBand="1" w:val="04A0"/>
-      </w:tblPr>
-      <w:tblGrid>
-        <w:gridCol w:w="2352"/>
-        <w:gridCol w:w="2352"/>
-        <w:gridCol w:w="2352"/>
-        <w:gridCol w:w="2352"/>
-        <w:gridCol w:w="2352"/>
-        <w:gridCol w:w="2352"/>
-      </w:tblGrid>
-      <w:tr>
-        <w:tc>
-          <w:tcPr>
-            <w:tcW w:type="dxa" w:w="2352"/>
-          </w:tcPr>
-          <w:p>
-            <w:r>
-              <w:rPr>
-                <w:b/>
-                <w:sz w:val="18"/>
-              </w:rPr>
-            </w:r>
-            <w:r>
-              <w:rPr>
-                <w:b/>
-                <w:sz w:val="18"/>
-              </w:rPr>
-              <w:t>Metric</w:t>
-            </w:r>
-          </w:p>
-        </w:tc>
-        <w:tc>
-          <w:tcPr>
-            <w:tcW w:type="dxa" w:w="2352"/>
-          </w:tcPr>
-          <w:p>
-            <w:r>
-              <w:rPr>
-                <w:b/>
-                <w:sz w:val="18"/>
-              </w:rPr>
-            </w:r>
-            <w:r>
-              <w:rPr>
-                <w:b/>
-                <w:sz w:val="18"/>
-              </w:rPr>
-              <w:t>aytm Q#</w:t>
-            </w:r>
-          </w:p>
-        </w:tc>
-        <w:tc>
-          <w:tcPr>
-            <w:tcW w:type="dxa" w:w="2352"/>
-          </w:tcPr>
-          <w:p>
-            <w:r>
-              <w:rPr>
-                <w:b/>
-                <w:sz w:val="18"/>
-              </w:rPr>
-            </w:r>
-            <w:r>
-              <w:rPr>
-                <w:b/>
-                <w:sz w:val="18"/>
-              </w:rPr>
-              <w:t>aytm value (n = 600)</w:t>
-            </w:r>
-          </w:p>
-        </w:tc>
-        <w:tc>
-          <w:tcPr>
-            <w:tcW w:type="dxa" w:w="2352"/>
-          </w:tcPr>
-          <w:p>
-            <w:r>
-              <w:rPr>
-                <w:b/>
-                <w:sz w:val="18"/>
-              </w:rPr>
-            </w:r>
-            <w:r>
-              <w:rPr>
-                <w:b/>
-                <w:sz w:val="18"/>
-              </w:rPr>
-              <w:t>Student value (n = ___)</w:t>
-            </w:r>
-          </w:p>
-        </w:tc>
-        <w:tc>
-          <w:tcPr>
-            <w:tcW w:type="dxa" w:w="2352"/>
-          </w:tcPr>
-          <w:p>
-            <w:r>
-              <w:rPr>
-                <w:b/>
-                <w:sz w:val="18"/>
-              </w:rPr>
-            </w:r>
-            <w:r>
-              <w:rPr>
-                <w:b/>
-                <w:sz w:val="18"/>
-              </w:rPr>
-              <w:t>Difference</w:t>
-            </w:r>
-          </w:p>
-        </w:tc>
-        <w:tc>
-          <w:tcPr>
-            <w:tcW w:type="dxa" w:w="2352"/>
-          </w:tcPr>
-          <w:p>
-            <w:r>
-              <w:rPr>
-                <w:b/>
-                <w:sz w:val="18"/>
-              </w:rPr>
-            </w:r>
-            <w:r>
-              <w:rPr>
-                <w:b/>
-                <w:sz w:val="18"/>
-              </w:rPr>
-              <w:t>Convergent? (Y/N)</w:t>
-            </w:r>
-          </w:p>
-        </w:tc>
-      </w:tr>
-    </w:tbl>
-    <w:p/>
-    <w:p>
-      <w:pPr>
-        <w:sectPr>
-          <w:pgSz w:w="15840" w:h="12240" w:orient="landscape"/>
-          <w:pgMar w:top="1008" w:right="864" w:bottom="1008" w:left="864" w:header="720" w:footer="720" w:gutter="0"/>
-          <w:cols w:space="720"/>
-          <w:docGrid w:linePitch="360"/>
-        </w:sectPr>
-      </w:pPr>
+      <w:r>
+        <w:rPr>
+          <w:i/>
+          <w:sz w:val="19"/>
+        </w:rPr>
+        <w:t>In the submission template (PA7_Data_Analysis_Report_Template.docx).</w:t>
+      </w:r>
     </w:p>
     <w:sectPr>
       <w:pgSz w:w="12240" w:h="15840"/>
